--- a/marketing/presentation/Showcase-Script.docx
+++ b/marketing/presentation/Showcase-Script.docx
@@ -26,44 +26,74 @@
         <w:t xml:space="preserve">Slide 1 – </w:t>
       </w:r>
       <w:r>
-        <w:t xml:space="preserve">My </w:t>
-      </w:r>
-      <w:proofErr w:type="spellStart"/>
-      <w:r>
-        <w:t>JamPack</w:t>
-      </w:r>
-      <w:proofErr w:type="spellEnd"/>
-      <w:r>
-        <w:t xml:space="preserve"> Journey</w:t>
-      </w:r>
-    </w:p>
-    <w:p>
-      <w:r>
-        <w:t xml:space="preserve">Hi everyone, I’m [Your </w:t>
-      </w:r>
-      <w:proofErr w:type="gramStart"/>
-      <w:r>
-        <w:t>Name] —</w:t>
-      </w:r>
-      <w:proofErr w:type="gramEnd"/>
-      <w:r>
-        <w:t xml:space="preserve"> and this is my Cause Jam journey! Over the past few </w:t>
-      </w:r>
-      <w:proofErr w:type="gramStart"/>
-      <w:r>
-        <w:t>weeks</w:t>
-      </w:r>
-      <w:proofErr w:type="gramEnd"/>
-      <w:r>
-        <w:t xml:space="preserve"> I’ve been part of the </w:t>
-      </w:r>
-      <w:proofErr w:type="spellStart"/>
-      <w:r>
-        <w:t>JumpPack</w:t>
-      </w:r>
-      <w:proofErr w:type="spellEnd"/>
-      <w:r>
-        <w:t xml:space="preserve"> Incubator, turning a small jam idea into something ready for kids in hospitals. I’ll share a bit about me, the game, what I learned, and then show you some gameplay.</w:t>
+        <w:t>My JamPack Journey</w:t>
+      </w:r>
+    </w:p>
+    <w:p>
+      <w:r>
+        <w:t>Hi everyone, I’m</w:t>
+      </w:r>
+      <w:r>
+        <w:t xml:space="preserve"> Ken Wheadon </w:t>
+      </w:r>
+      <w:r>
+        <w:t xml:space="preserve">— and this is my </w:t>
+      </w:r>
+      <w:r>
+        <w:t xml:space="preserve">Jampack </w:t>
+      </w:r>
+      <w:r>
+        <w:t xml:space="preserve">journey! </w:t>
+      </w:r>
+    </w:p>
+    <w:p>
+      <w:r>
+        <w:t xml:space="preserve">Over the past </w:t>
+      </w:r>
+      <w:r>
+        <w:t xml:space="preserve">month </w:t>
+      </w:r>
+      <w:r>
+        <w:t xml:space="preserve">I’ve been part of the </w:t>
+      </w:r>
+      <w:r>
+        <w:t>i</w:t>
+      </w:r>
+      <w:r>
+        <w:t>ncubator</w:t>
+      </w:r>
+      <w:r>
+        <w:t xml:space="preserve"> program</w:t>
+      </w:r>
+      <w:r>
+        <w:t xml:space="preserve">, turning a </w:t>
+      </w:r>
+      <w:r>
+        <w:t xml:space="preserve">game </w:t>
+      </w:r>
+      <w:r>
+        <w:t xml:space="preserve">jam </w:t>
+      </w:r>
+      <w:r>
+        <w:t xml:space="preserve">entry </w:t>
+      </w:r>
+      <w:r>
+        <w:t xml:space="preserve">into something </w:t>
+      </w:r>
+      <w:r>
+        <w:t xml:space="preserve">polished and </w:t>
+      </w:r>
+      <w:r>
+        <w:t xml:space="preserve">ready for kids in hospitals. </w:t>
+      </w:r>
+      <w:r>
+        <w:br/>
+      </w:r>
+      <w:r>
+        <w:br/>
+      </w:r>
+      <w:r>
+        <w:t>I’ll share a bit about me, the game, what I learned, and then show you some gameplay.</w:t>
       </w:r>
     </w:p>
     <w:p>
@@ -79,7 +109,53 @@
     </w:p>
     <w:p>
       <w:r>
-        <w:t>I’m an indie developer and designer from [place]. I love creating playful, slightly weird games that make people smile or think differently. Fun fact — I once made a game about [fun fact, e.g. toast]. Cause Jam was my chance to use that creative energy for something meaningful — bringing a little joy to kids who need it.</w:t>
+        <w:t>Just who is Ken Wheadon?</w:t>
+      </w:r>
+    </w:p>
+    <w:p>
+      <w:r>
+        <w:t xml:space="preserve">I’m </w:t>
+      </w:r>
+      <w:r>
+        <w:t>a</w:t>
+      </w:r>
+      <w:r>
+        <w:t xml:space="preserve"> (mostly) solo game </w:t>
+      </w:r>
+      <w:r>
+        <w:t xml:space="preserve">designer </w:t>
+      </w:r>
+      <w:r>
+        <w:t xml:space="preserve">/ </w:t>
+      </w:r>
+      <w:r>
+        <w:t xml:space="preserve">developer from </w:t>
+      </w:r>
+      <w:r>
+        <w:t xml:space="preserve">Nova Scotia Canada. </w:t>
+      </w:r>
+    </w:p>
+    <w:p>
+      <w:r>
+        <w:t xml:space="preserve">I’ve been making games for over 15 years and try to make fun and wacky experiences that wouldn’t exist otherwise! </w:t>
+      </w:r>
+    </w:p>
+    <w:p>
+      <w:r>
+        <w:t xml:space="preserve">I’ve been obsessed with games from a young age, from the Sega Gensis to Gameboy, as soon as I could hold a controller I was playing something! </w:t>
+      </w:r>
+    </w:p>
+    <w:p>
+      <w:r>
+        <w:t xml:space="preserve">Fun fact — I once made a game </w:t>
+      </w:r>
+      <w:r>
+        <w:t xml:space="preserve">about ganger frogs that ran a dumpling truck – where they learned that making dumplings is as tough as they are! </w:t>
+      </w:r>
+    </w:p>
+    <w:p>
+      <w:r>
+        <w:t xml:space="preserve">I also love to help others and make a positive impact on those around me – another charity I often help with is Cats for Keeps – a local cat rescue. I create calendars, greeting cards, stickers and even help socialize new cats as they are rescued. </w:t>
       </w:r>
     </w:p>
     <w:p>
@@ -87,16 +163,7 @@
         <w:pStyle w:val="Heading1"/>
       </w:pPr>
       <w:r>
-        <w:t xml:space="preserve">Slide </w:t>
-      </w:r>
-      <w:r>
-        <w:t>3</w:t>
-      </w:r>
-      <w:r>
-        <w:t xml:space="preserve"> – </w:t>
-      </w:r>
-      <w:r>
-        <w:t xml:space="preserve">Meet </w:t>
+        <w:t xml:space="preserve">Slide 3 – Meet </w:t>
       </w:r>
       <w:r>
         <w:t xml:space="preserve">the Game: </w:t>
@@ -107,15 +174,46 @@
     </w:p>
     <w:p>
       <w:r>
-        <w:t xml:space="preserve">This is [Game </w:t>
-      </w:r>
-      <w:proofErr w:type="gramStart"/>
-      <w:r>
-        <w:t>Title] —</w:t>
-      </w:r>
-      <w:proofErr w:type="gramEnd"/>
-      <w:r>
-        <w:t xml:space="preserve"> my jam-turned-incubator game! It’s a [genre, e.g. cozy puzzle adventure] where [1-sentence hook]. I wanted it to feel instantly friendly — the kind of game that invites you in with color, humor, and gentle challenge.</w:t>
+        <w:t xml:space="preserve">The game I’ve been working on is Sock ‘Em Up! </w:t>
+      </w:r>
+    </w:p>
+    <w:p>
+      <w:r>
+        <w:t xml:space="preserve">It’s a </w:t>
+      </w:r>
+      <w:r>
+        <w:t xml:space="preserve">matching action game where you match socks and then throw them at your landlady – Martha the tiny goblin! </w:t>
+      </w:r>
+    </w:p>
+    <w:p>
+      <w:r>
+        <w:t xml:space="preserve">The target audience for this game is kids from 6-14, but it’s fun for just about anyone! </w:t>
+      </w:r>
+    </w:p>
+    <w:p>
+      <w:r>
+        <w:lastRenderedPageBreak/>
+        <w:t xml:space="preserve">I wanted </w:t>
+      </w:r>
+      <w:r>
+        <w:t xml:space="preserve">it to feel instantly friendly </w:t>
+      </w:r>
+      <w:r>
+        <w:t xml:space="preserve">and inviting </w:t>
+      </w:r>
+      <w:r>
+        <w:t>with color</w:t>
+      </w:r>
+      <w:r>
+        <w:t>s, animations</w:t>
+      </w:r>
+      <w:r>
+        <w:t>, humor, and gentle challenge.</w:t>
+      </w:r>
+    </w:p>
+    <w:p>
+      <w:r>
+        <w:t>To expand the possible audience, I made sure to support a large collection of inputs – including touchscreen and controller!</w:t>
       </w:r>
     </w:p>
     <w:p>
@@ -129,10 +227,7 @@
         <w:t>4</w:t>
       </w:r>
       <w:r>
-        <w:t xml:space="preserve"> – </w:t>
-      </w:r>
-      <w:r>
-        <w:t xml:space="preserve">A Peak </w:t>
+        <w:t xml:space="preserve"> – A Peak </w:t>
       </w:r>
       <w:r>
         <w:t>a</w:t>
@@ -146,7 +241,38 @@
     </w:p>
     <w:p>
       <w:r>
-        <w:t>Here’s a quick peek into its world. You play as [main character or concept]. The vibe is [cozy/funny/uplifting]. The core mechanic is simple but satisfying: [core action]. The goal was to make something fun in five minutes — not five hours.</w:t>
+        <w:t xml:space="preserve">Let’s take a peek into the world of Sock ‘Em Up. </w:t>
+      </w:r>
+    </w:p>
+    <w:p>
+      <w:r>
+        <w:t xml:space="preserve">You have to pay Martha rent, but she demands sockballs instead of cash. </w:t>
+      </w:r>
+    </w:p>
+    <w:p>
+      <w:r>
+        <w:t xml:space="preserve">She has a backstory explaining why – but you’ll have to beat each of the 9 base levels to unlock it. </w:t>
+      </w:r>
+    </w:p>
+    <w:p>
+      <w:r>
+        <w:t>It might have to do with her brother Reginald kicking her out of the family sock company after a tragic accident – saying she was now too small for BIG BUSINESS!</w:t>
+      </w:r>
+    </w:p>
+    <w:p>
+      <w:r>
+        <w:t>Why does martha try to avoid sockballs? Well she’s hoping you miss rent so she can kick you out and jack up the price!</w:t>
+      </w:r>
+    </w:p>
+    <w:p>
+      <w:r>
+        <w:t xml:space="preserve">The game is easy to start but has a lot of incentives to </w:t>
+      </w:r>
+      <w:r>
+        <w:t>encourage</w:t>
+      </w:r>
+      <w:r>
+        <w:t xml:space="preserve"> you to become a sock ball throwing expert – from a massive collection of diverse achievements to 4 additional difficulties, with new music and animations! </w:t>
       </w:r>
     </w:p>
     <w:p>
@@ -168,7 +294,23 @@
     </w:p>
     <w:p>
       <w:r>
-        <w:t>Everything was designed with kids in mind — short bursts of play, clear feedback, bright visuals. The idea is that even if someone only has a few spare minutes or limited mobility, they can still have a full, positive experience.</w:t>
+        <w:t>Everything was designed with kids in mind — short bursts of play, clear feedback, bright visuals</w:t>
+      </w:r>
+      <w:r>
+        <w:t xml:space="preserve"> and positive reinforcement with humor just about everywhere</w:t>
+      </w:r>
+      <w:r>
+        <w:t xml:space="preserve">. </w:t>
+      </w:r>
+    </w:p>
+    <w:p>
+      <w:r>
+        <w:t>The idea is that even if someone only has a few spare minutes or limited mobility, they can still have a full, positive experience.</w:t>
+      </w:r>
+    </w:p>
+    <w:p>
+      <w:r>
+        <w:t>Accessibility has been built into the game, from distinct sock patterns, clear drop targets, timed bonuses instead of punishments, and expanded visible catch targets for Martha.</w:t>
       </w:r>
     </w:p>
     <w:p>
@@ -176,30 +318,64 @@
         <w:pStyle w:val="Heading1"/>
       </w:pPr>
       <w:r>
+        <w:t xml:space="preserve">Slide </w:t>
+      </w:r>
+      <w:r>
+        <w:t>6</w:t>
+      </w:r>
+      <w:r>
+        <w:t xml:space="preserve"> – </w:t>
+      </w:r>
+      <w:r>
+        <w:t>Jam Chaos to Polished Gem</w:t>
+      </w:r>
+    </w:p>
+    <w:p>
+      <w:r>
+        <w:t xml:space="preserve">During the </w:t>
+      </w:r>
+      <w:r>
+        <w:t>i</w:t>
+      </w:r>
+      <w:r>
+        <w:t>ncubator</w:t>
+      </w:r>
+      <w:r>
+        <w:t xml:space="preserve"> program</w:t>
+      </w:r>
+      <w:r>
+        <w:t xml:space="preserve">, I took my scrappy </w:t>
+      </w:r>
+      <w:r>
+        <w:t xml:space="preserve">game </w:t>
+      </w:r>
+      <w:r>
+        <w:t xml:space="preserve">jam build and polished it like crazy. </w:t>
+      </w:r>
+    </w:p>
+    <w:p>
+      <w:r>
+        <w:t>The m</w:t>
+      </w:r>
+      <w:r>
+        <w:t xml:space="preserve">entors helped me tighten the controls, rework pacing, and make the </w:t>
+      </w:r>
+      <w:r>
+        <w:t xml:space="preserve">entire experience </w:t>
+      </w:r>
+      <w:r>
+        <w:t xml:space="preserve">pop. </w:t>
+      </w:r>
+    </w:p>
+    <w:p>
+      <w:r>
         <w:lastRenderedPageBreak/>
-        <w:t xml:space="preserve">Slide </w:t>
-      </w:r>
-      <w:r>
-        <w:t>6</w:t>
-      </w:r>
-      <w:r>
-        <w:t xml:space="preserve"> – </w:t>
-      </w:r>
-      <w:r>
-        <w:t>Jam Chaos to Polished Gem</w:t>
-      </w:r>
-    </w:p>
-    <w:p>
-      <w:r>
-        <w:t xml:space="preserve">During the </w:t>
-      </w:r>
-      <w:proofErr w:type="spellStart"/>
-      <w:r>
-        <w:t>JumpPack</w:t>
-      </w:r>
-      <w:proofErr w:type="spellEnd"/>
-      <w:r>
-        <w:t xml:space="preserve"> Incubator, I took my scrappy jam build and polished it like crazy. Mentors helped me tighten the controls, rework pacing, and make the art pop. The biggest lesson? Simplicity is hard — but it’s what makes the experience shine.</w:t>
+        <w:t>I’ve expanded the levels, added a tutorial and unlockable backstory with motivations for Martha, made UI / UX improvements to every screen, added 65 achievements (each with a unique icon), secret bonus videos for completing each difficulty, additional audio tracks and even a ton of animations!</w:t>
+      </w:r>
+    </w:p>
+    <w:p>
+      <w:r>
+        <w:t>One of the latest features added was the audio player, allowing the kids to replay their favorite songs without having to play – but only have they’ve unlocked them!</w:t>
       </w:r>
     </w:p>
     <w:p>
@@ -218,15 +394,32 @@
     </w:p>
     <w:p>
       <w:r>
-        <w:t xml:space="preserve">Now let’s </w:t>
-      </w:r>
-      <w:proofErr w:type="gramStart"/>
-      <w:r>
-        <w:t>take a look</w:t>
-      </w:r>
-      <w:proofErr w:type="gramEnd"/>
-      <w:r>
-        <w:t xml:space="preserve"> at it in action. You’ll see the first few levels where players learn the main mechanic and get a taste of the world’s tone. Notice how [point out one thing: animation, music, or feedback loop]. (Play video or live demo. Minimal talking.)</w:t>
+        <w:t xml:space="preserve">Now let’s take a look at it in action. </w:t>
+      </w:r>
+    </w:p>
+    <w:p>
+      <w:r>
+        <w:t xml:space="preserve">I’ll be showing off the </w:t>
+      </w:r>
+      <w:r>
+        <w:t xml:space="preserve">first few levels where players learn the main mechanic and get a taste of the </w:t>
+      </w:r>
+      <w:r>
+        <w:t xml:space="preserve">game’s </w:t>
+      </w:r>
+      <w:r>
+        <w:t xml:space="preserve">tone. </w:t>
+      </w:r>
+    </w:p>
+    <w:p>
+      <w:r>
+        <w:t>[CLICK PLAY BUTTON</w:t>
+      </w:r>
+      <w:r>
+        <w:t xml:space="preserve"> – MAKE SURE AUDIO IS SHARED</w:t>
+      </w:r>
+      <w:r>
+        <w:t>]</w:t>
       </w:r>
     </w:p>
     <w:p>
@@ -243,20 +436,45 @@
         <w:t xml:space="preserve"> – </w:t>
       </w:r>
       <w:r>
-        <w:t xml:space="preserve">What I Learned (and </w:t>
-      </w:r>
-      <w:proofErr w:type="gramStart"/>
-      <w:r>
-        <w:t>Loved</w:t>
-      </w:r>
-      <w:proofErr w:type="gramEnd"/>
-      <w:r>
-        <w:t>)</w:t>
-      </w:r>
-    </w:p>
-    <w:p>
-      <w:r>
-        <w:t>This whole process reminded me why I love making games. Working within real-world constraints — audience, accessibility, emotion — sharpened every creative decision. It also reminded me that even small games can make a big impact.</w:t>
+        <w:t>What I Learned (and Loved)</w:t>
+      </w:r>
+    </w:p>
+    <w:p>
+      <w:r>
+        <w:t xml:space="preserve">This whole process reminded me why I love making games. </w:t>
+      </w:r>
+    </w:p>
+    <w:p>
+      <w:r>
+        <w:t xml:space="preserve">Working within real-world constraints — audience, accessibility, </w:t>
+      </w:r>
+      <w:r>
+        <w:t xml:space="preserve">deadlines </w:t>
+      </w:r>
+      <w:r>
+        <w:t>— sharpened every creative decision</w:t>
+      </w:r>
+      <w:r>
+        <w:t xml:space="preserve"> and gave me the motivation to push through with a smile on my face</w:t>
+      </w:r>
+      <w:r>
+        <w:t xml:space="preserve">. </w:t>
+      </w:r>
+    </w:p>
+    <w:p>
+      <w:r>
+        <w:t>It also reminded me that even small games can make a big impact.</w:t>
+      </w:r>
+    </w:p>
+    <w:p>
+      <w:r>
+        <w:t>Some of the standouts for me was implanting controller support into my first game, creating the marketing material upfront so posting about Sock ‘Em Up has been a breeze, and using Claude Code directly in my i</w:t>
+      </w:r>
+      <w:r>
+        <w:t>ntegrated development environment</w:t>
+      </w:r>
+      <w:r>
+        <w:t xml:space="preserve"> (VS CODE), which let me focus on design and polish instead of getting stuck writing and editing lines of code.</w:t>
       </w:r>
     </w:p>
     <w:p>
@@ -278,15 +496,36 @@
     </w:p>
     <w:p>
       <w:r>
-        <w:t xml:space="preserve">Huge thanks to the </w:t>
-      </w:r>
-      <w:proofErr w:type="spellStart"/>
-      <w:r>
-        <w:t>JumpPack</w:t>
-      </w:r>
-      <w:proofErr w:type="spellEnd"/>
-      <w:r>
-        <w:t xml:space="preserve"> team, mentors, and everyone who made this program possible. And thanks to all of you for supporting indie creators who believe games can heal, inspire, and make people laugh. Thanks for playing!</w:t>
+        <w:t>Huge thank</w:t>
+      </w:r>
+      <w:r>
+        <w:t xml:space="preserve"> you to my mentors (Serena and Numaan) who supported me the entire time and helped make this possible</w:t>
+      </w:r>
+      <w:r>
+        <w:t xml:space="preserve">. </w:t>
+      </w:r>
+    </w:p>
+    <w:p>
+      <w:r>
+        <w:t xml:space="preserve">And </w:t>
+      </w:r>
+      <w:r>
+        <w:t xml:space="preserve">another big thank you to everyone at Games for Love - </w:t>
+      </w:r>
+      <w:r>
+        <w:t xml:space="preserve">for supporting indie creators who believe games can inspire, </w:t>
+      </w:r>
+      <w:r>
+        <w:t xml:space="preserve">heal, </w:t>
+      </w:r>
+      <w:r>
+        <w:t>and make people laugh.</w:t>
+      </w:r>
+    </w:p>
+    <w:p>
+      <w:r>
+        <w:lastRenderedPageBreak/>
+        <w:t>I can’t wait to see what’s next for Sock ‘Em Up and the next games I’ll tackle with what I’ve learned.</w:t>
       </w:r>
     </w:p>
     <w:sectPr>
